--- a/data/ai_paras/AI_para_9.docx
+++ b/data/ai_paras/AI_para_9.docx
@@ -4,7 +4,7 @@
   <w:body>
     <w:p>
       <w:r>
-        <w:t>The environmental considerations of hydrogen hubs are critical in addressing climate change and promoting sustainability. Hydrogen, particularly when produced through low-emission methods such as water electrolysis, presents a viable pathway for reducing greenhouse gas emissions (Ref-f706907). Furthermore, integrating hydrogen into existing energy systems can significantly lower the carbon footprint of industries reliant on hydrocarbons, thereby aiding in the transition to cleaner energy sources. However, the environmental benefits of hydrogen are contingent upon the production methods employed; for instance, the reliance on fossil fuels for hydrogen production can negate its sustainability advantages (Ref-f706907). Therefore, the strategic deployment of hydrogen hubs must prioritize sustainable production and storage techniques to fully realize their potential in mitigating climate change impacts.</w:t>
+        <w:t>In conclusion, the advancement of hydrogen hubs is a multifaceted endeavor that requires addressing significant gaps in storage, transportation, and safety to ensure a sustainable future. The development of robust cryogenic tank technologies and alternative transportation solutions is critical to overcoming challenges associated with hydrogen's unique properties. Furthermore, the integration of hydrogen into existing regulatory frameworks demands a cohesive approach that aligns with international standards to enhance clarity and efficiency. These efforts, coupled with strategic federal collaboration and community engagement, can promote equitable access to clean energy, stimulating economic growth and mitigating climate change impacts. Thus, a concerted focus on these critical areas will pave the way for hydrogen to play a pivotal role in the global energy transition.</w:t>
       </w:r>
     </w:p>
     <w:sectPr>
